--- a/corpus/synthetic/resource-cleanup__008.docx
+++ b/corpus/synthetic/resource-cleanup__008.docx
@@ -47,5 +47,8 @@
 <file path=word/diagrams/data1.xml><dgm:dataModel/>
 </file>
 
+<file path=word/diagrams/drawing1.xml><dsp:drawing/>
+</file>
+
 <file path=customXml/custom-chart.xml><custom:extension/>
 </file>